--- a/template/Bon_Recu_Marassim_Template.docx
+++ b/template/Bon_Recu_Marassim_Template.docx
@@ -4,62 +4,42 @@
   <w:body>
     <w:p>
       <w:pPr>
-        <w:jc w:val="center"/>
-      </w:pPr>
-      <w:proofErr w:type="spellStart"/>
-      <w:r>
-        <w:rPr>
-          <w:b/>
-          <w:bCs/>
-          <w:color w:val="8C7853"/>
-          <w:sz w:val="40"/>
-          <w:szCs w:val="40"/>
-        </w:rPr>
-        <w:t>مرآسيم</w:t>
-      </w:r>
-      <w:proofErr w:type="spellEnd"/>
-    </w:p>
-    <w:p>
-      <w:pPr>
-        <w:jc w:val="center"/>
-      </w:pPr>
-      <w:proofErr w:type="spellStart"/>
-      <w:r>
-        <w:rPr>
-          <w:b/>
-          <w:bCs/>
-          <w:i/>
-          <w:iCs/>
-          <w:color w:val="5A5A5A"/>
-          <w:sz w:val="32"/>
-          <w:szCs w:val="32"/>
-        </w:rPr>
-        <w:t>Marassim</w:t>
-      </w:r>
-      <w:proofErr w:type="spellEnd"/>
-    </w:p>
-    <w:p>
-      <w:pPr>
         <w:spacing w:after="200"/>
         <w:jc w:val="center"/>
       </w:pPr>
-      <w:proofErr w:type="spellStart"/>
-      <w:r>
-        <w:rPr>
-          <w:color w:val="8C8C8C"/>
-          <w:sz w:val="16"/>
-          <w:szCs w:val="16"/>
-        </w:rPr>
-        <w:t>Ceremony</w:t>
-      </w:r>
-      <w:proofErr w:type="spellEnd"/>
-      <w:r>
-        <w:rPr>
-          <w:color w:val="8C8C8C"/>
-          <w:sz w:val="16"/>
-          <w:szCs w:val="16"/>
-        </w:rPr>
-        <w:t xml:space="preserve"> complexe</w:t>
+      <w:r>
+        <w:drawing>
+          <wp:inline xmlns:a="http://schemas.openxmlformats.org/drawingml/2006/main" xmlns:pic="http://schemas.openxmlformats.org/drawingml/2006/picture">
+            <wp:extent cx="777240" cy="737382"/>
+            <wp:docPr id="1" name="Picture 1" descr="Logo Marassim"/>
+            <wp:cNvGraphicFramePr>
+              <a:graphicFrameLocks noChangeAspect="1"/>
+            </wp:cNvGraphicFramePr>
+            <a:graphic>
+              <a:graphicData uri="http://schemas.openxmlformats.org/drawingml/2006/picture">
+                <pic:pic>
+                  <pic:nvPicPr>
+                    <pic:cNvPr id="0" name="marassim-logo.png"/>
+                    <pic:cNvPicPr/>
+                  </pic:nvPicPr>
+                  <pic:blipFill>
+                    <a:blip r:embed="rId7"/>
+                    <a:stretch>
+                      <a:fillRect/>
+                    </a:stretch>
+                  </pic:blipFill>
+                  <pic:spPr>
+                    <a:xfrm>
+                      <a:off x="0" y="0"/>
+                      <a:ext cx="777240" cy="737382"/>
+                    </a:xfrm>
+                    <a:prstGeom prst="rect"/>
+                  </pic:spPr>
+                </pic:pic>
+              </a:graphicData>
+            </a:graphic>
+          </wp:inline>
+        </w:drawing>
       </w:r>
     </w:p>
     <w:p>
